--- a/Volume 1/Chapter 02 - Language Fundamentals/SPA_Vol1_Ch2_Lesson2_15_Working_With_Host_and_Operating_System_Information.docx
+++ b/Volume 1/Chapter 02 - Language Fundamentals/SPA_Vol1_Ch2_Lesson2_15_Working_With_Host_and_Operating_System_Information.docx
@@ -1061,7 +1061,7 @@
         <w:keepNext/>
       </w:pPr>
       <w:r>
-        <w:t>Save each source and supporting file from this lesson into the matching path in the project layout. As in Chapter 1, notepad .\c\basic_host_info.c creates and opens one: choose Yes, type the file, save it with Ctrl+S, and close Notepad. Then install the TypeScript compiler for this project.</w:t>
+        <w:t>Next, let the tools create each project's settings file. Remember, -o names the project folder; you replace the starter Program.cs with this lesson's code in the C# section. Remember, go.mod makes the folder a module; its go line shows the Go version you have installed.</w:t>
       </w:r>
     </w:p>
     <w:p>
@@ -1072,9 +1072,298 @@
     <w:p>
       <w:pPr>
         <w:pStyle w:val="CommandBlock"/>
-      </w:pPr>
-      <w:r>
-        <w:t>npm --prefix .\typescript install --ignore-scripts --no-audit --no-fund</w:t>
+        <w:keepNext/>
+      </w:pPr>
+      <w:r>
+        <w:t>dotnet new console -o .\csharp\BasicHostInfo</w:t>
+      </w:r>
+    </w:p>
+    <w:p>
+      <w:pPr>
+        <w:pStyle w:val="CommandBlock"/>
+        <w:keepNext/>
+      </w:pPr>
+      <w:r>
+        <w:t>dotnet new console -o .\csharp\HostInfo</w:t>
+      </w:r>
+    </w:p>
+    <w:p>
+      <w:pPr>
+        <w:pStyle w:val="CommandBlock"/>
+      </w:pPr>
+      <w:r>
+        <w:t>go -C .\go mod init example.com/hostinfo</w:t>
+      </w:r>
+    </w:p>
+    <w:p>
+      <w:pPr>
+        <w:keepNext/>
+      </w:pPr>
+    </w:p>
+    <w:p>
+      <w:pPr>
+        <w:keepNext/>
+      </w:pPr>
+      <w:r>
+        <w:t>Then make the TypeScript project's package.json. Remember, npm init -y, npm pkg, then npm install, inside .\typescript: Push-Location moves into it and Pop-Location moves back to lesson-2.15.</w:t>
+      </w:r>
+    </w:p>
+    <w:p>
+      <w:pPr>
+        <w:keepNext/>
+      </w:pPr>
+    </w:p>
+    <w:p>
+      <w:pPr>
+        <w:pStyle w:val="CommandBlock"/>
+        <w:keepNext/>
+      </w:pPr>
+      <w:r>
+        <w:t>Push-Location .\typescript</w:t>
+      </w:r>
+    </w:p>
+    <w:p>
+      <w:pPr>
+        <w:pStyle w:val="CommandBlock"/>
+        <w:keepNext/>
+      </w:pPr>
+      <w:r>
+        <w:t>npm init -y</w:t>
+      </w:r>
+    </w:p>
+    <w:p>
+      <w:pPr>
+        <w:pStyle w:val="CommandBlock"/>
+        <w:keepNext/>
+      </w:pPr>
+      <w:r>
+        <w:t>npm pkg set name=host-info-typescript type=module</w:t>
+      </w:r>
+    </w:p>
+    <w:p>
+      <w:pPr>
+        <w:pStyle w:val="CommandBlock"/>
+        <w:keepNext/>
+      </w:pPr>
+      <w:r>
+        <w:t>npm pkg set private=true --json</w:t>
+      </w:r>
+    </w:p>
+    <w:p>
+      <w:pPr>
+        <w:pStyle w:val="CommandBlock"/>
+        <w:keepNext/>
+      </w:pPr>
+      <w:r>
+        <w:t>npm pkg set "scripts.check=tsc --noEmit" "scripts.build=tsc --noEmitOnError"</w:t>
+      </w:r>
+    </w:p>
+    <w:p>
+      <w:pPr>
+        <w:pStyle w:val="CommandBlock"/>
+        <w:keepNext/>
+      </w:pPr>
+      <w:r>
+        <w:t>npm pkg delete version description main keywords author license scripts.test</w:t>
+      </w:r>
+    </w:p>
+    <w:p>
+      <w:pPr>
+        <w:pStyle w:val="CommandBlock"/>
+        <w:keepNext/>
+      </w:pPr>
+      <w:r>
+        <w:t>npm install --save-dev --save-exact typescript@7.0.2 @types/node@24.13.5 `</w:t>
+      </w:r>
+    </w:p>
+    <w:p>
+      <w:pPr>
+        <w:pStyle w:val="CommandBlock"/>
+        <w:keepNext/>
+      </w:pPr>
+      <w:r>
+        <w:t xml:space="preserve">    --ignore-scripts --no-audit --no-fund</w:t>
+      </w:r>
+    </w:p>
+    <w:p>
+      <w:pPr>
+        <w:pStyle w:val="CommandBlock"/>
+      </w:pPr>
+      <w:r>
+        <w:t>Pop-Location</w:t>
+      </w:r>
+    </w:p>
+    <w:p>
+      <w:pPr>
+        <w:keepNext/>
+      </w:pPr>
+    </w:p>
+    <w:p>
+      <w:r>
+        <w:t>Then type the TypeScript compiler settings. As in Chapter 1, notepad .\typescript\tsconfig.json creates and opens the file: choose Yes, type the file, save it with Ctrl+S, and close Notepad.</w:t>
+      </w:r>
+    </w:p>
+    <w:p>
+      <w:pPr>
+        <w:keepNext/>
+      </w:pPr>
+    </w:p>
+    <w:p>
+      <w:pPr>
+        <w:pStyle w:val="Heading3"/>
+      </w:pPr>
+      <w:r>
+        <w:t>typescript/tsconfig.json</w:t>
+      </w:r>
+    </w:p>
+    <w:p>
+      <w:pPr>
+        <w:pStyle w:val="SourceCode"/>
+        <w:keepNext/>
+      </w:pPr>
+      <w:r>
+        <w:t>{</w:t>
+      </w:r>
+    </w:p>
+    <w:p>
+      <w:pPr>
+        <w:pStyle w:val="SourceCode"/>
+        <w:keepNext/>
+      </w:pPr>
+      <w:r>
+        <w:t xml:space="preserve">  "compilerOptions": {</w:t>
+      </w:r>
+    </w:p>
+    <w:p>
+      <w:pPr>
+        <w:pStyle w:val="SourceCode"/>
+      </w:pPr>
+      <w:r>
+        <w:t xml:space="preserve">    "target": "ES2022",</w:t>
+      </w:r>
+    </w:p>
+    <w:p>
+      <w:pPr>
+        <w:pStyle w:val="SourceCode"/>
+      </w:pPr>
+      <w:r>
+        <w:t xml:space="preserve">    "module": "NodeNext",</w:t>
+      </w:r>
+    </w:p>
+    <w:p>
+      <w:pPr>
+        <w:pStyle w:val="SourceCode"/>
+      </w:pPr>
+      <w:r>
+        <w:t xml:space="preserve">    "moduleResolution": "NodeNext",</w:t>
+      </w:r>
+    </w:p>
+    <w:p>
+      <w:pPr>
+        <w:pStyle w:val="SourceCode"/>
+      </w:pPr>
+      <w:r>
+        <w:t xml:space="preserve">    "rootDir": "src",</w:t>
+      </w:r>
+    </w:p>
+    <w:p>
+      <w:pPr>
+        <w:pStyle w:val="SourceCode"/>
+      </w:pPr>
+      <w:r>
+        <w:t xml:space="preserve">    "outDir": "dist",</w:t>
+      </w:r>
+    </w:p>
+    <w:p>
+      <w:pPr>
+        <w:pStyle w:val="SourceCode"/>
+      </w:pPr>
+      <w:r>
+        <w:t xml:space="preserve">    "strict": true,</w:t>
+      </w:r>
+    </w:p>
+    <w:p>
+      <w:pPr>
+        <w:pStyle w:val="SourceCode"/>
+      </w:pPr>
+      <w:r>
+        <w:t xml:space="preserve">    "types": [</w:t>
+      </w:r>
+    </w:p>
+    <w:p>
+      <w:pPr>
+        <w:pStyle w:val="SourceCode"/>
+      </w:pPr>
+      <w:r>
+        <w:t xml:space="preserve">      "node"</w:t>
+      </w:r>
+    </w:p>
+    <w:p>
+      <w:pPr>
+        <w:pStyle w:val="SourceCode"/>
+      </w:pPr>
+      <w:r>
+        <w:t xml:space="preserve">    ],</w:t>
+      </w:r>
+    </w:p>
+    <w:p>
+      <w:pPr>
+        <w:pStyle w:val="SourceCode"/>
+      </w:pPr>
+      <w:r>
+        <w:t xml:space="preserve">    "moduleDetection": "force"</w:t>
+      </w:r>
+    </w:p>
+    <w:p>
+      <w:pPr>
+        <w:pStyle w:val="SourceCode"/>
+      </w:pPr>
+      <w:r>
+        <w:t xml:space="preserve">  },</w:t>
+      </w:r>
+    </w:p>
+    <w:p>
+      <w:pPr>
+        <w:pStyle w:val="SourceCode"/>
+      </w:pPr>
+      <w:r>
+        <w:t xml:space="preserve">  "include": [</w:t>
+      </w:r>
+    </w:p>
+    <w:p>
+      <w:pPr>
+        <w:pStyle w:val="SourceCode"/>
+        <w:keepNext/>
+      </w:pPr>
+      <w:r>
+        <w:t xml:space="preserve">    "src/**/*.ts"</w:t>
+      </w:r>
+    </w:p>
+    <w:p>
+      <w:pPr>
+        <w:pStyle w:val="SourceCode"/>
+        <w:keepNext/>
+      </w:pPr>
+      <w:r>
+        <w:t xml:space="preserve">  ]</w:t>
+      </w:r>
+    </w:p>
+    <w:p>
+      <w:pPr>
+        <w:pStyle w:val="SourceCode"/>
+      </w:pPr>
+      <w:r>
+        <w:t>}</w:t>
+      </w:r>
+    </w:p>
+    <w:p>
+      <w:pPr>
+        <w:keepNext/>
+      </w:pPr>
+    </w:p>
+    <w:p>
+      <w:r>
+        <w:t>You save each source file in its language's section below, as each is shown, the same way.</w:t>
       </w:r>
     </w:p>
     <w:p>
@@ -1144,7 +1433,7 @@
         <w:keepNext/>
       </w:pPr>
       <w:r>
-        <w:t>Save each source and supporting file from this lesson into the matching path in the project layout. As in Chapter 1, nano ./c/basic_host_info.c creates and opens one: type the file, then save and close it with Ctrl+O, Enter, then Ctrl+X. Then install the TypeScript compiler for this project.</w:t>
+        <w:t>Then create the C#, Go, and TypeScript project files with the same commands as on Windows; cd moves into ./typescript for the npm lines, and cd .. moves back.</w:t>
       </w:r>
     </w:p>
     <w:p>
@@ -1155,9 +1444,118 @@
     <w:p>
       <w:pPr>
         <w:pStyle w:val="CommandBlock"/>
-      </w:pPr>
-      <w:r>
-        <w:t>npm --prefix ./typescript install --ignore-scripts --no-audit --no-fund</w:t>
+        <w:keepNext/>
+      </w:pPr>
+      <w:r>
+        <w:t>dotnet new console -o ./csharp/BasicHostInfo</w:t>
+      </w:r>
+    </w:p>
+    <w:p>
+      <w:pPr>
+        <w:pStyle w:val="CommandBlock"/>
+        <w:keepNext/>
+      </w:pPr>
+      <w:r>
+        <w:t>dotnet new console -o ./csharp/HostInfo</w:t>
+      </w:r>
+    </w:p>
+    <w:p>
+      <w:pPr>
+        <w:pStyle w:val="CommandBlock"/>
+        <w:keepNext/>
+      </w:pPr>
+      <w:r>
+        <w:t>go -C ./go mod init example.com/hostinfo</w:t>
+      </w:r>
+    </w:p>
+    <w:p>
+      <w:pPr>
+        <w:pStyle w:val="CommandBlock"/>
+        <w:keepNext/>
+      </w:pPr>
+      <w:r>
+        <w:t>cd ./typescript</w:t>
+      </w:r>
+    </w:p>
+    <w:p>
+      <w:pPr>
+        <w:pStyle w:val="CommandBlock"/>
+        <w:keepNext/>
+      </w:pPr>
+      <w:r>
+        <w:t>npm init -y</w:t>
+      </w:r>
+    </w:p>
+    <w:p>
+      <w:pPr>
+        <w:pStyle w:val="CommandBlock"/>
+        <w:keepNext/>
+      </w:pPr>
+      <w:r>
+        <w:t>npm pkg set name=host-info-typescript type=module</w:t>
+      </w:r>
+    </w:p>
+    <w:p>
+      <w:pPr>
+        <w:pStyle w:val="CommandBlock"/>
+        <w:keepNext/>
+      </w:pPr>
+      <w:r>
+        <w:t>npm pkg set private=true --json</w:t>
+      </w:r>
+    </w:p>
+    <w:p>
+      <w:pPr>
+        <w:pStyle w:val="CommandBlock"/>
+        <w:keepNext/>
+      </w:pPr>
+      <w:r>
+        <w:t>npm pkg set "scripts.check=tsc --noEmit" "scripts.build=tsc --noEmitOnError"</w:t>
+      </w:r>
+    </w:p>
+    <w:p>
+      <w:pPr>
+        <w:pStyle w:val="CommandBlock"/>
+        <w:keepNext/>
+      </w:pPr>
+      <w:r>
+        <w:t>npm pkg delete version description main keywords author license scripts.test</w:t>
+      </w:r>
+    </w:p>
+    <w:p>
+      <w:pPr>
+        <w:pStyle w:val="CommandBlock"/>
+        <w:keepNext/>
+      </w:pPr>
+      <w:r>
+        <w:t>npm install --save-dev --save-exact typescript@7.0.2 @types/node@24.13.5 \</w:t>
+      </w:r>
+    </w:p>
+    <w:p>
+      <w:pPr>
+        <w:pStyle w:val="CommandBlock"/>
+        <w:keepNext/>
+      </w:pPr>
+      <w:r>
+        <w:t xml:space="preserve">    --ignore-scripts --no-audit --no-fund</w:t>
+      </w:r>
+    </w:p>
+    <w:p>
+      <w:pPr>
+        <w:pStyle w:val="CommandBlock"/>
+      </w:pPr>
+      <w:r>
+        <w:t>cd ..</w:t>
+      </w:r>
+    </w:p>
+    <w:p>
+      <w:pPr>
+        <w:keepNext/>
+      </w:pPr>
+    </w:p>
+    <w:p>
+      <w:r>
+        <w:t>Type typescript/tsconfig.json exactly as shown in the Windows setup. You save each source file in its language's section below, as each is shown. As in Chapter 1, nano ./c/basic_host_info.c creates and opens one: type the file, then save and close it with Ctrl+O, Enter, then Ctrl+X.</w:t>
       </w:r>
     </w:p>
     <w:p>
@@ -28362,7 +28760,7 @@
     </w:p>
     <w:p>
       <w:r>
-        <w:t>These files are the same as in Lesson 2.14, except that the project names change and go.mod names this lesson's Go module, example.com/hostinfo. go build . builds main.go together with rename_windows.go or rename_other.go, whichever fits the system.</w:t>
+        <w:t>These are the files the setup commands wrote, shown here so you can check yours. Your go line shows your own Go version, and the blank lines and the order of the package.json fields may differ. go build . builds main.go together with rename_windows.go or rename_other.go, whichever fits the system.</w:t>
       </w:r>
     </w:p>
     <w:p>
@@ -28700,164 +29098,6 @@
       </w:pPr>
       <w:r>
         <w:t xml:space="preserve">  }</w:t>
-      </w:r>
-    </w:p>
-    <w:p>
-      <w:pPr>
-        <w:pStyle w:val="SourceCode"/>
-      </w:pPr>
-      <w:r>
-        <w:t>}</w:t>
-      </w:r>
-    </w:p>
-    <w:p>
-      <w:pPr>
-        <w:keepNext/>
-      </w:pPr>
-    </w:p>
-    <w:p>
-      <w:pPr>
-        <w:keepNext/>
-      </w:pPr>
-    </w:p>
-    <w:p>
-      <w:pPr>
-        <w:pStyle w:val="Heading2"/>
-      </w:pPr>
-      <w:r>
-        <w:t>typescript/tsconfig.json</w:t>
-      </w:r>
-    </w:p>
-    <w:p>
-      <w:pPr>
-        <w:pStyle w:val="SourceCode"/>
-        <w:keepNext/>
-      </w:pPr>
-      <w:r>
-        <w:t>{</w:t>
-      </w:r>
-    </w:p>
-    <w:p>
-      <w:pPr>
-        <w:pStyle w:val="SourceCode"/>
-        <w:keepNext/>
-      </w:pPr>
-      <w:r>
-        <w:t xml:space="preserve">  "compilerOptions": {</w:t>
-      </w:r>
-    </w:p>
-    <w:p>
-      <w:pPr>
-        <w:pStyle w:val="SourceCode"/>
-      </w:pPr>
-      <w:r>
-        <w:t xml:space="preserve">    "target": "ES2022",</w:t>
-      </w:r>
-    </w:p>
-    <w:p>
-      <w:pPr>
-        <w:pStyle w:val="SourceCode"/>
-      </w:pPr>
-      <w:r>
-        <w:t xml:space="preserve">    "module": "NodeNext",</w:t>
-      </w:r>
-    </w:p>
-    <w:p>
-      <w:pPr>
-        <w:pStyle w:val="SourceCode"/>
-      </w:pPr>
-      <w:r>
-        <w:t xml:space="preserve">    "moduleResolution": "NodeNext",</w:t>
-      </w:r>
-    </w:p>
-    <w:p>
-      <w:pPr>
-        <w:pStyle w:val="SourceCode"/>
-      </w:pPr>
-      <w:r>
-        <w:t xml:space="preserve">    "rootDir": "src",</w:t>
-      </w:r>
-    </w:p>
-    <w:p>
-      <w:pPr>
-        <w:pStyle w:val="SourceCode"/>
-      </w:pPr>
-      <w:r>
-        <w:t xml:space="preserve">    "outDir": "dist",</w:t>
-      </w:r>
-    </w:p>
-    <w:p>
-      <w:pPr>
-        <w:pStyle w:val="SourceCode"/>
-      </w:pPr>
-      <w:r>
-        <w:t xml:space="preserve">    "strict": true,</w:t>
-      </w:r>
-    </w:p>
-    <w:p>
-      <w:pPr>
-        <w:pStyle w:val="SourceCode"/>
-      </w:pPr>
-      <w:r>
-        <w:t xml:space="preserve">    "types": [</w:t>
-      </w:r>
-    </w:p>
-    <w:p>
-      <w:pPr>
-        <w:pStyle w:val="SourceCode"/>
-      </w:pPr>
-      <w:r>
-        <w:t xml:space="preserve">      "node"</w:t>
-      </w:r>
-    </w:p>
-    <w:p>
-      <w:pPr>
-        <w:pStyle w:val="SourceCode"/>
-      </w:pPr>
-      <w:r>
-        <w:t xml:space="preserve">    ],</w:t>
-      </w:r>
-    </w:p>
-    <w:p>
-      <w:pPr>
-        <w:pStyle w:val="SourceCode"/>
-      </w:pPr>
-      <w:r>
-        <w:t xml:space="preserve">    "moduleDetection": "force"</w:t>
-      </w:r>
-    </w:p>
-    <w:p>
-      <w:pPr>
-        <w:pStyle w:val="SourceCode"/>
-      </w:pPr>
-      <w:r>
-        <w:t xml:space="preserve">  },</w:t>
-      </w:r>
-    </w:p>
-    <w:p>
-      <w:pPr>
-        <w:pStyle w:val="SourceCode"/>
-      </w:pPr>
-      <w:r>
-        <w:t xml:space="preserve">  "include": [</w:t>
-      </w:r>
-    </w:p>
-    <w:p>
-      <w:pPr>
-        <w:pStyle w:val="SourceCode"/>
-        <w:keepNext/>
-      </w:pPr>
-      <w:r>
-        <w:t xml:space="preserve">    "src/**/*.ts"</w:t>
-      </w:r>
-    </w:p>
-    <w:p>
-      <w:pPr>
-        <w:pStyle w:val="SourceCode"/>
-        <w:keepNext/>
-      </w:pPr>
-      <w:r>
-        <w:t xml:space="preserve">  ]</w:t>
       </w:r>
     </w:p>
     <w:p>
@@ -30291,31 +30531,31 @@
       </w:rPr>
     </w:lvl>
   </w:abstractNum>
-  <w:num w:numId="1" w16cid:durableId="1460614332">
+  <w:num w:numId="1" w16cid:durableId="1714503662">
     <w:abstractNumId w:val="8"/>
   </w:num>
-  <w:num w:numId="2" w16cid:durableId="1993293518">
+  <w:num w:numId="2" w16cid:durableId="1427573166">
     <w:abstractNumId w:val="6"/>
   </w:num>
-  <w:num w:numId="3" w16cid:durableId="1614287248">
+  <w:num w:numId="3" w16cid:durableId="1304774987">
     <w:abstractNumId w:val="5"/>
   </w:num>
-  <w:num w:numId="4" w16cid:durableId="1025254676">
+  <w:num w:numId="4" w16cid:durableId="2058433703">
     <w:abstractNumId w:val="4"/>
   </w:num>
-  <w:num w:numId="5" w16cid:durableId="975062747">
+  <w:num w:numId="5" w16cid:durableId="651177441">
     <w:abstractNumId w:val="7"/>
   </w:num>
-  <w:num w:numId="6" w16cid:durableId="445664559">
+  <w:num w:numId="6" w16cid:durableId="361175541">
     <w:abstractNumId w:val="3"/>
   </w:num>
-  <w:num w:numId="7" w16cid:durableId="849298389">
+  <w:num w:numId="7" w16cid:durableId="810486419">
     <w:abstractNumId w:val="2"/>
   </w:num>
-  <w:num w:numId="8" w16cid:durableId="2043163877">
+  <w:num w:numId="8" w16cid:durableId="928658503">
     <w:abstractNumId w:val="1"/>
   </w:num>
-  <w:num w:numId="9" w16cid:durableId="757411161">
+  <w:num w:numId="9" w16cid:durableId="804082251">
     <w:abstractNumId w:val="0"/>
   </w:num>
 </w:numbering>

--- a/Volume 1/Chapter 02 - Language Fundamentals/SPA_Vol1_Ch2_Lesson2_15_Working_With_Host_and_Operating_System_Information.docx
+++ b/Volume 1/Chapter 02 - Language Fundamentals/SPA_Vol1_Ch2_Lesson2_15_Working_With_Host_and_Operating_System_Information.docx
@@ -95,10 +95,7 @@
     </w:p>
     <w:p>
       <w:r>
-        <w:t>A systems programmer's tools must know where they are running: an inventory report lists each server's name and size, a deployment script checks that the target has enough memory and disk, and a support ticket starts with the machine's name and system. Programs read these facts from the operating system, and each system offers them through its own interface, so a careful program reports honestly when a fact is not available instead of printing a made-up number. The host name is also a setting that administr</w:t>
-      </w:r>
-      <w:r>
-        <w:t>ators change, and changing it safely follows the Chapter 2 workflow: record the original, check the new value, apply it, verify it, and restore it.</w:t>
+        <w:t>A systems programmer's tools must know where they are running: an inventory report lists each server's name and size, a deployment script checks that the target has enough memory and disk, and a support ticket starts with the machine's name and system. Programs read these facts from the operating system, and each system offers them through its own interface, so a careful program reports honestly when a fact is not available instead of printing a made-up number. The host name is also a setting that administrators change, and changing it safely follows the Chapter 2 workflow: record the original, check the new value, apply it, verify it, and restore it.</w:t>
       </w:r>
     </w:p>
     <w:p>
@@ -186,10 +183,7 @@
         <w:pStyle w:val="ListBullet"/>
       </w:pPr>
       <w:r>
-        <w:t>The standard libraries can read more than these programs print. The machine architecture: C and C++ SYSTEM_INFO.wProcessorArchitecture, from the same GetSystemInfo call (uname on Linux), C# RuntimeInformation.OSArchitecture, Go runtime.GOARCH, Python platform.machine(), and TypeScript arch(). Free memory: C and C++ ullAvailPhys, from the same GlobalMemoryStatusEx call, and TypeScript freemem(). Each names these facts its own way, so the programs keep to the facts every language prints alike, and the Host Fa</w:t>
-      </w:r>
-      <w:r>
-        <w:t>cts commands in Project Setup show the rest: the operating-system version, the architecture, free memory, every disk, and the graphics adapter.</w:t>
+        <w:t>The standard libraries can read more than these programs print. The machine architecture: C and C++ SYSTEM_INFO.wProcessorArchitecture, from the same GetSystemInfo call (uname on Linux), C# RuntimeInformation.OSArchitecture, Go runtime.GOARCH, Python platform.machine(), and TypeScript arch(). Free memory: C and C++ ullAvailPhys, from the same GlobalMemoryStatusEx call, and TypeScript freemem(). Each names these facts its own way, so the programs keep to the facts every language prints alike, and the Host Facts commands in Project Setup show the rest: the operating-system version, the architecture, free memory, every disk, and the graphics adapter.</w:t>
       </w:r>
     </w:p>
     <w:p>
@@ -1783,10 +1777,7 @@
     </w:p>
     <w:p>
       <w:r>
-        <w:t>hostname prints the host name. [Environment]::OSVersion.Version.ToString() prints the Windows version, such as 10.0.26200.0, and $env:PROCESSOR_ARCHITECTURE the architecture, such as AMD64. $env:NUMBER_OF_PROCESSORS is the logical CPU count. The two Get-CimInstance lines ask Windows for the total memory in bytes and the free memory in kilobytes. $drive holds the drive of the current folder: Used plus Free is its total, and Free is its available space, both in bytes. Get-PSDrive lists every disk drive, and t</w:t>
-      </w:r>
-      <w:r>
-        <w:t>he last line names the graphics adapter.</w:t>
+        <w:t>hostname prints the host name. [Environment]::OSVersion.Version.ToString() prints the Windows version, such as 10.0.26200.0, and $env:PROCESSOR_ARCHITECTURE the architecture, such as AMD64. $env:NUMBER_OF_PROCESSORS is the logical CPU count. The two Get-CimInstance lines ask Windows for the total memory in bytes and the free memory in kilobytes. $drive holds the drive of the current folder: Used plus Free is its total, and Free is its available space, both in bytes. Get-PSDrive lists every disk drive, and the last line names the graphics adapter.</w:t>
       </w:r>
     </w:p>
     <w:p>
@@ -1903,10 +1894,7 @@
     </w:p>
     <w:p>
       <w:r>
-        <w:t>This part is optional, and it changes your computer. Do it only on a computer you own and can restart, never on one a school, an employer, or a domain manages, and only after reading If a Rename Goes Wrong. A virtual machine is the safest place to practise. Build a Production-Minded program first, in its language section below. Every language's program behaves the same way, so these steps use the C program, .\c\host-info.exe; use your own language's run command instead. If your program printed Standard orig</w:t>
-      </w:r>
-      <w:r>
-        <w:t>inal name: no, read the last point of If a Rename Goes Wrong first.</w:t>
+        <w:t>This part is optional, and it changes your computer. Do it only on a computer you own and can restart, never on one a school, an employer, or a domain manages, and only after reading If a Rename Goes Wrong. A virtual machine is the safest place to practise. Build a Production-Minded program first, in its language section below. Every language's program behaves the same way, so these steps use the C program, .\c\host-info.exe; use your own language's run command instead. If your program printed Standard original name: no, read the last point of If a Rename Goes Wrong first.</w:t>
       </w:r>
     </w:p>
     <w:p>
@@ -2014,10 +2002,7 @@
         <w:keepNext/>
       </w:pPr>
       <w:r>
-        <w:t>Open an Administrator PowerShell: in your PowerShell, run Start-Process powershell -Verb RunAs (or right-click Windows PowerShell and choose Run as administrator). Windows shows its User Account Control box, as in Lesson 1.1; check the Verified publisher reads Microsoft Windows and choose Yes. An Administrator PowerShell starts in C:\Windows\System32, so Set-Location first moves to the lesson folder in your course folder; if you created lesson-2.15 somewhere else, use that path. Run the program and type yes</w:t>
-      </w:r>
-      <w:r>
-        <w:t>. It checks its rights, writes spa-original-hostname.txt, and asks Windows to use SPA-LESSON-215 after the next restart.</w:t>
+        <w:t>Open an Administrator PowerShell: in your PowerShell, run Start-Process powershell -Verb RunAs (or right-click Windows PowerShell and choose Run as administrator). Windows shows its User Account Control box, as in Lesson 1.1; check the Verified publisher reads Microsoft Windows and choose Yes. An Administrator PowerShell starts in C:\Windows\System32, so Set-Location first moves to the lesson folder in your course folder; if you created lesson-2.15 somewhere else, use that path. Run the program and type yes. It checks its rights, writes spa-original-hostname.txt, and asks Windows to use SPA-LESSON-215 after the next restart.</w:t>
       </w:r>
     </w:p>
     <w:p>
@@ -2698,10 +2683,7 @@
         <w:pStyle w:val="ListBullet"/>
       </w:pPr>
       <w:r>
-        <w:t>The original name is not standard (Standard original name: no): Rename-Computer refuses a name with characters other than letters, digits, and hyphens, such as an underscore, and Settings' Rename this PC most likely refuses it too. The programs restore through SetComputerNameEx (TypeScript through the Rename method), which may accept such a name; that cannot be known before the restore runs. System Properties may accept it after a warning: run sysdm.cpl, choose Computer Name, then Change, and type the recor</w:t>
-      </w:r>
-      <w:r>
-        <w:t>ded name; verify before relying on it. On such a computer, the safe choice is to do the exercise on a virtual machine.</w:t>
+        <w:t>The original name is not standard (Standard original name: no): Rename-Computer refuses a name with characters other than letters, digits, and hyphens, such as an underscore, and Settings' Rename this PC most likely refuses it too. The programs restore through SetComputerNameEx (TypeScript through the Rename method), which may accept such a name; that cannot be known before the restore runs. System Properties may accept it after a warning: run sysdm.cpl, choose Computer Name, then Change, and type the recorded name; verify before relying on it. On such a computer, the safe choice is to do the exercise on a virtual machine.</w:t>
       </w:r>
     </w:p>
     <w:p>
@@ -4401,13 +4383,7 @@
     </w:p>
     <w:p>
       <w:r>
-        <w:t>The production-minded version prints the same facts and, as the Host Information and Rename Utility, can make the change itself. The proposed name, its limit, and the record file are named once, in PROPOSED_NAME, NAME_LIMIT, and RECORD_FILE, and os_family returns the family. read_host_name, read_hardware, and read_disk fill main's variables through their addresses and return 0 when they worked or 1 when the system refused, the return-code style of Lesson 2.11, and main runs all three before it prints anythi</w:t>
-      </w:r>
-      <w:r>
-        <w:t xml:space="preserve">ng. Then main looks for the record file, RECORD_FILE. With no record, it prints the Rename Plan, adds the Standard original name line from is_standard_name, and, for a usable name on Windows or Linux, calls rename_host: it asks you to type yes, checks is_administrator, writes the record, calls set_host_name, and checks that the new name is the one waiting for the restart. With a record, restore_host shows the recorded and current names, asks for yes, sets the recorded name again, checks that it is the name </w:t>
-      </w:r>
-      <w:r>
-        <w:t>waiting for the restart (Pending host name), and removes the record once that name is also active. Any failure prints one Error line and ends with exit code 1.</w:t>
+        <w:t>The production-minded version prints the same facts and, as the Host Information and Rename Utility, can make the change itself. The proposed name, its limit, and the record file are named once, in PROPOSED_NAME, NAME_LIMIT, and RECORD_FILE, and os_family returns the family. read_host_name, read_hardware, and read_disk fill main's variables through their addresses and return 0 when they worked or 1 when the system refused, the return-code style of Lesson 2.11, and main runs all three before it prints anything. Then main looks for the record file, RECORD_FILE. With no record, it prints the Rename Plan, adds the Standard original name line from is_standard_name, and, for a usable name on Windows or Linux, calls rename_host: it asks you to type yes, checks is_administrator, writes the record, calls set_host_name, and checks that the new name is the one waiting for the restart. With a record, restore_host shows the recorded and current names, asks for yes, sets the recorded name again, checks that it is the name waiting for the restart (Pending host name), and removes the record once that name is also active. Any failure prints one Error line and ends with exit code 1.</w:t>
       </w:r>
     </w:p>
     <w:p>
@@ -8043,10 +8019,7 @@
     </w:p>
     <w:p>
       <w:r>
-        <w:t>Both versions read the same host facts and check the proposed name. The Basic version writes each step out in main, trusts every lookup, and never changes anything. The Production-Minded version names the proposed name, its limit, and the record file once, puts the family in os_family, and checks every lookup that can fail before it prints anything, the way Lesson 2.11 taught. It is also the rename utility: it renames only after you type yes in a terminal with administrator rights, records the original firs</w:t>
-      </w:r>
-      <w:r>
-        <w:t>t, checks the pending name after every change, and restores the original on a later run.</w:t>
+        <w:t>Both versions read the same host facts and check the proposed name. The Basic version writes each step out in main, trusts every lookup, and never changes anything. The Production-Minded version names the proposed name, its limit, and the record file once, puts the family in os_family, and checks every lookup that can fail before it prints anything, the way Lesson 2.11 taught. It is also the rename utility: it renames only after you type yes in a terminal with administrator rights, records the original first, checks the pending name after every change, and restores the original on a later run.</w:t>
       </w:r>
     </w:p>
     <w:p>
@@ -9403,13 +9376,7 @@
     </w:p>
     <w:p>
       <w:r>
-        <w:t xml:space="preserve">The production-minded version prints the same facts and, as the Host Information and Rename Utility, can make the change itself. The proposed name, its limit, and the record file are named once, in PROPOSED_NAME, NAME_LIMIT, and RECORD_FILE, and osFamily returns the family. readHostName and readTotalMemory check the system functions' return values and throw a std::runtime_error when one fails; std::filesystem::space throws by itself. main runs every lookup inside one try block before it prints anything, as </w:t>
-      </w:r>
-      <w:r>
-        <w:t xml:space="preserve">in Lesson 2.11. Then main looks for the record file, RECORD_FILE. With no record, it prints the Rename Plan, adds the Standard original name line from isStandardName, and, for a usable name on Windows or Linux, calls renameHost: it asks you to type yes, checks isAdministrator, writes the record, calls setHostName, and checks that the new name is the one waiting for the restart. With a record, restoreHost shows the recorded and current names, asks for yes, sets the recorded name again, checks that it is the </w:t>
-      </w:r>
-      <w:r>
-        <w:t>name waiting for the restart (Pending host name), and removes the record once that name is also active. Any failure prints one Error line and ends with exit code 1.</w:t>
+        <w:t>The production-minded version prints the same facts and, as the Host Information and Rename Utility, can make the change itself. The proposed name, its limit, and the record file are named once, in PROPOSED_NAME, NAME_LIMIT, and RECORD_FILE, and osFamily returns the family. readHostName and readTotalMemory check the system functions' return values and throw a std::runtime_error when one fails; std::filesystem::space throws by itself. main runs every lookup inside one try block before it prints anything, as in Lesson 2.11. Then main looks for the record file, RECORD_FILE. With no record, it prints the Rename Plan, adds the Standard original name line from isStandardName, and, for a usable name on Windows or Linux, calls renameHost: it asks you to type yes, checks isAdministrator, writes the record, calls setHostName, and checks that the new name is the one waiting for the restart. With a record, restoreHost shows the recorded and current names, asks for yes, sets the recorded name again, checks that it is the name waiting for the restart (Pending host name), and removes the record once that name is also active. Any failure prints one Error line and ends with exit code 1.</w:t>
       </w:r>
     </w:p>
     <w:p>
@@ -12625,10 +12592,7 @@
     </w:p>
     <w:p>
       <w:r>
-        <w:t>Both versions read the same host facts and check the proposed name. The Basic version writes each step out in main, trusts every lookup, and never changes anything. The Production-Minded version names the proposed name, its limit, and the record file once, puts the family in osFamily, and checks every lookup that can fail before it prints anything, the way Lesson 2.11 taught. It is also the rename utility: it renames only after you type yes in a terminal with administrator rights, records the original first</w:t>
-      </w:r>
-      <w:r>
-        <w:t>, checks the pending name after every change, and restores the original on a later run.</w:t>
+        <w:t>Both versions read the same host facts and check the proposed name. The Basic version writes each step out in main, trusts every lookup, and never changes anything. The Production-Minded version names the proposed name, its limit, and the record file once, puts the family in osFamily, and checks every lookup that can fail before it prints anything, the way Lesson 2.11 taught. It is also the rename utility: it renames only after you type yes in a terminal with administrator rights, records the original first, checks the pending name after every change, and restores the original on a later run.</w:t>
       </w:r>
     </w:p>
     <w:p>
@@ -13533,10 +13497,7 @@
         <w:keepNext/>
       </w:pPr>
       <w:r>
-        <w:t>dotnet build shows its progress first and ends with a line such as Build succeeded in 1.2s (your time differs); those lines are not part of the program's output. Your screen must show these lines, in this order, with the same spelling, spacing, and capitalization. The host name, CPU, memory, and disk lines show this sample computer's values, WORKSTATION-07 with 8 CPUs; your screen shows your own computer's values. Compare them with the Host Facts commands from Project Setup, and with the hostname line after</w:t>
-      </w:r>
-      <w:r>
-        <w:t xml:space="preserve"> the run.</w:t>
+        <w:t>dotnet build shows its progress first and ends with a line such as Build succeeded in 1.2s (your time differs); those lines are not part of the program's output. Your screen must show these lines, in this order, with the same spelling, spacing, and capitalization. The host name, CPU, memory, and disk lines show this sample computer's values, WORKSTATION-07 with 8 CPUs; your screen shows your own computer's values. Compare them with the Host Facts commands from Project Setup, and with the hostname line after the run.</w:t>
       </w:r>
     </w:p>
     <w:p>
@@ -13765,13 +13726,7 @@
     </w:p>
     <w:p>
       <w:r>
-        <w:t>The production-minded version prints the same facts and, as the Host Information and Rename Utility, can make the change itself. The proposed name, its limit, and the record file are named once, in ProposedName, NameLimit, and RecordFile, and OsFamily returns the family. Main makes every lookup inside one try block before it prints anything, so a refused lookup throws, and the catch prints one Error line and returns 1, as in Lesson 2.11. Then main looks for the record file, RecordFile. With no record, it pr</w:t>
-      </w:r>
-      <w:r>
-        <w:t>ints the Rename Plan, adds the Standard original name line from IsStandardName, and, for a usable name on Windows or Linux, calls RenameHost: it asks you to type yes, checks Environment.IsPrivilegedProcess, writes the record, calls SetHostName, and checks that the new name is the one waiting for the restart. With a record, RestoreHost shows the recorded and current names, asks for yes, sets the recorded name again, checks that it is the name waiting for the restart (Pending host name), and removes the recor</w:t>
-      </w:r>
-      <w:r>
-        <w:t>d once that name is also active. Any failure prints one Error line and ends with exit code 1.</w:t>
+        <w:t>The production-minded version prints the same facts and, as the Host Information and Rename Utility, can make the change itself. The proposed name, its limit, and the record file are named once, in ProposedName, NameLimit, and RecordFile, and OsFamily returns the family. Main makes every lookup inside one try block before it prints anything, so a refused lookup throws, and the catch prints one Error line and returns 1, as in Lesson 2.11. Then main looks for the record file, RecordFile. With no record, it prints the Rename Plan, adds the Standard original name line from IsStandardName, and, for a usable name on Windows or Linux, calls RenameHost: it asks you to type yes, checks Environment.IsPrivilegedProcess, writes the record, calls SetHostName, and checks that the new name is the one waiting for the restart. With a record, RestoreHost shows the recorded and current names, asks for yes, sets the recorded name again, checks that it is the name waiting for the restart (Pending host name), and removes the record once that name is also active. Any failure prints one Error line and ends with exit code 1.</w:t>
       </w:r>
     </w:p>
     <w:p>
@@ -16811,10 +16766,7 @@
         <w:keepNext/>
       </w:pPr>
       <w:r>
-        <w:t>dotnet build shows its progress first and ends with a line such as Build succeeded in 1.2s (your time differs); those lines are not part of the program's output. Run the program once, and at the prompt type no, then press Enter. After it, $LASTEXITCODE (echo $? on Linux or macOS) prints the exit code it ended with: 0. Your screen must show the Basic version's lines plus two: Standard original name, and the prompt with your answer. The host name, CPU, memory, and disk lines show this sample computer's values</w:t>
-      </w:r>
-      <w:r>
-        <w:t>, WORKSTATION-07 with 8 CPUs; your screen shows your own computer's values.</w:t>
+        <w:t>dotnet build shows its progress first and ends with a line such as Build succeeded in 1.2s (your time differs); those lines are not part of the program's output. Run the program once, and at the prompt type no, then press Enter. After it, $LASTEXITCODE (echo $? on Linux or macOS) prints the exit code it ended with: 0. Your screen must show the Basic version's lines plus two: Standard original name, and the prompt with your answer. The host name, CPU, memory, and disk lines show this sample computer's values, WORKSTATION-07 with 8 CPUs; your screen shows your own computer's values.</w:t>
       </w:r>
     </w:p>
     <w:p>
@@ -17082,10 +17034,7 @@
     </w:p>
     <w:p>
       <w:r>
-        <w:t>Both versions read the same host facts and check the proposed name. The Basic version writes each step out in Main, trusts every lookup, and never changes anything. The Production-Minded version names the proposed name, its limit, and the record file once, puts the family in OsFamily, and checks every lookup that can fail before it prints anything, the way Lesson 2.11 taught. It is also the rename utility: it renames only after you type yes in a terminal with administrator rights, records the original first</w:t>
-      </w:r>
-      <w:r>
-        <w:t>, checks the pending name after every change, and restores the original on a later run.</w:t>
+        <w:t>Both versions read the same host facts and check the proposed name. The Basic version writes each step out in Main, trusts every lookup, and never changes anything. The Production-Minded version names the proposed name, its limit, and the record file once, puts the family in OsFamily, and checks every lookup that can fail before it prints anything, the way Lesson 2.11 taught. It is also the rename utility: it renames only after you type yes in a terminal with administrator rights, records the original first, checks the pending name after every change, and restores the original on a later run.</w:t>
       </w:r>
     </w:p>
     <w:p>
@@ -18052,13 +18001,7 @@
     </w:p>
     <w:p>
       <w:r>
-        <w:t>The production-minded version prints the same facts and, as the Host Information and Rename Utility, can make the change itself. The proposed name, its limit, and the record file are named once, in proposedName, nameLimit, and recordFile, and osFamily returns the family. main checks os.Hostname's error value before it prints anything, as in Lesson 2.11. isAdministrator and setHostName live in two small files beside main.go: rename_windows.go and rename_other.go. Then main looks for the record file, recordFi</w:t>
-      </w:r>
-      <w:r>
-        <w:t xml:space="preserve">le. With no record, it prints the Rename Plan, adds the Standard original name line from isStandardName, and, for a usable name on Windows or Linux, calls renameHost: it asks you to type yes, checks isAdministrator, writes the record, calls setHostName, and checks that the new name is the one waiting for the restart. With a record, restoreHost shows the recorded and current names, asks for yes, sets the recorded name again, checks that it is the name waiting for the restart (Pending host name), and removes </w:t>
-      </w:r>
-      <w:r>
-        <w:t>the record once that name is also active. Any failure prints one Error line and ends with exit code 1.</w:t>
+        <w:t>The production-minded version prints the same facts and, as the Host Information and Rename Utility, can make the change itself. The proposed name, its limit, and the record file are named once, in proposedName, nameLimit, and recordFile, and osFamily returns the family. main checks os.Hostname's error value before it prints anything, as in Lesson 2.11. isAdministrator and setHostName live in two small files beside main.go: rename_windows.go and rename_other.go. Then main looks for the record file, recordFile. With no record, it prints the Rename Plan, adds the Standard original name line from isStandardName, and, for a usable name on Windows or Linux, calls renameHost: it asks you to type yes, checks isAdministrator, writes the record, calls setHostName, and checks that the new name is the one waiting for the restart. With a record, restoreHost shows the recorded and current names, asks for yes, sets the recorded name again, checks that it is the name waiting for the restart (Pending host name), and removes the record once that name is also active. Any failure prints one Error line and ends with exit code 1.</w:t>
       </w:r>
     </w:p>
     <w:p>
@@ -21253,10 +21196,7 @@
     </w:p>
     <w:p>
       <w:r>
-        <w:t>Both versions read the same host facts and check the proposed name. The Basic version writes each step out in main, trusts every lookup, and never changes anything. The Production-Minded version names the proposed name, its limit, and the record file once, puts the family in osFamily, and checks every lookup that can fail before it prints anything, the way Lesson 2.11 taught. It is also the rename utility: it renames only after you type yes in a terminal with administrator rights, records the original first</w:t>
-      </w:r>
-      <w:r>
-        <w:t>, checks the pending name after every change, and restores the original on a later run.</w:t>
+        <w:t>Both versions read the same host facts and check the proposed name. The Basic version writes each step out in main, trusts every lookup, and never changes anything. The Production-Minded version names the proposed name, its limit, and the record file once, puts the family in osFamily, and checks every lookup that can fail before it prints anything, the way Lesson 2.11 taught. It is also the rename utility: it renames only after you type yes in a terminal with administrator rights, records the original first, checks the pending name after every change, and restores the original on a later run.</w:t>
       </w:r>
     </w:p>
     <w:p>
@@ -22307,13 +22247,7 @@
     </w:p>
     <w:p>
       <w:r>
-        <w:t>The production-minded version prints the same facts and, as the Host Information and Rename Utility, can make the change itself. The proposed name, its limit, and the record file are named once, in PROPOSED_NAME, NAME_LIMIT, and RECORD_FILE. os_family returns the family, read_cpu_count raises an OSError when os.cpu_count returns None, and memory_text returns the memory line's text. main makes every lookup inside one try block before it prints anything, as in Lesson 2.11. Then main looks for the record file,</w:t>
-      </w:r>
-      <w:r>
-        <w:t xml:space="preserve"> RECORD_FILE. With no record, it prints the Rename Plan, adds the Standard original name line from is_standard_name, and, for a usable name on Windows or Linux, calls rename_host: it asks you to type yes, checks is_administrator, writes the record, calls set_host_name, and checks that the new name is the one waiting for the restart. With a record, restore_host shows the recorded and current names, asks for yes, sets the recorded name again, checks that it is the name waiting for the restart (Pending host na</w:t>
-      </w:r>
-      <w:r>
-        <w:t>me), and removes the record once that name is also active. Any failure prints one Error line and ends with exit code 1.</w:t>
+        <w:t>The production-minded version prints the same facts and, as the Host Information and Rename Utility, can make the change itself. The proposed name, its limit, and the record file are named once, in PROPOSED_NAME, NAME_LIMIT, and RECORD_FILE. os_family returns the family, read_cpu_count raises an OSError when os.cpu_count returns None, and memory_text returns the memory line's text. main makes every lookup inside one try block before it prints anything, as in Lesson 2.11. Then main looks for the record file, RECORD_FILE. With no record, it prints the Rename Plan, adds the Standard original name line from is_standard_name, and, for a usable name on Windows or Linux, calls rename_host: it asks you to type yes, checks is_administrator, writes the record, calls set_host_name, and checks that the new name is the one waiting for the restart. With a record, restore_host shows the recorded and current names, asks for yes, sets the recorded name again, checks that it is the name waiting for the restart (Pending host name), and removes the record once that name is also active. Any failure prints one Error line and ends with exit code 1.</w:t>
       </w:r>
     </w:p>
     <w:p>
@@ -24838,10 +24772,7 @@
     </w:p>
     <w:p>
       <w:r>
-        <w:t>Both versions read the same host facts and check the proposed name. The Basic version writes each step out in main, trusts every lookup, and never changes anything. The Production-Minded version names the proposed name, its limit, and the record file once, puts the family in os_family, and checks every lookup that can fail before it prints anything, the way Lesson 2.11 taught. It is also the rename utility: it renames only after you type yes in a terminal with administrator rights, records the original firs</w:t>
-      </w:r>
-      <w:r>
-        <w:t>t, checks the pending name after every change, and restores the original on a later run.</w:t>
+        <w:t>Both versions read the same host facts and check the proposed name. The Basic version writes each step out in main, trusts every lookup, and never changes anything. The Production-Minded version names the proposed name, its limit, and the record file once, puts the family in os_family, and checks every lookup that can fail before it prints anything, the way Lesson 2.11 taught. It is also the rename utility: it renames only after you type yes in a terminal with administrator rights, records the original first, checks the pending name after every change, and restores the original on a later run.</w:t>
       </w:r>
     </w:p>
     <w:p>
@@ -25815,13 +25746,7 @@
     </w:p>
     <w:p>
       <w:r>
-        <w:t>The production-minded version prints the same facts and, as the Host Information and Rename Utility, can make the change itself. The proposed name, its limit, and the record file are named once, in proposedName, nameLimit, and recordFile, and osFamily returns the family. main makes the lookups that can fail inside one try block before it prints anything, as in Lesson 2.11. Then main looks for the record file, recordFile. With no record, it prints the Rename Plan, adds the Standard original name line from is</w:t>
-      </w:r>
-      <w:r>
-        <w:t>StandardName, and, for a usable name on Windows or Linux, calls renameHost: it asks you to type yes, checks isAdministrator, writes the record, calls setHostName, and checks that the new name is the one waiting for the restart. With a record, restoreHost shows the recorded and current names, asks for yes, sets the recorded name again, checks that it is the name waiting for the restart (Pending host name), and removes the record once that name is also active. Any failure prints one Error line and ends with e</w:t>
-      </w:r>
-      <w:r>
-        <w:t>xit code 1.</w:t>
+        <w:t>The production-minded version prints the same facts and, as the Host Information and Rename Utility, can make the change itself. The proposed name, its limit, and the record file are named once, in proposedName, nameLimit, and recordFile, and osFamily returns the family. main makes the lookups that can fail inside one try block before it prints anything, as in Lesson 2.11. Then main looks for the record file, recordFile. With no record, it prints the Rename Plan, adds the Standard original name line from isStandardName, and, for a usable name on Windows or Linux, calls renameHost: it asks you to type yes, checks isAdministrator, writes the record, calls setHostName, and checks that the new name is the one waiting for the restart. With a record, restoreHost shows the recorded and current names, asks for yes, sets the recorded name again, checks that it is the name waiting for the restart (Pending host name), and removes the record once that name is also active. Any failure prints one Error line and ends with exit code 1.</w:t>
       </w:r>
     </w:p>
     <w:p>
@@ -28458,10 +28383,7 @@
         <w:keepNext/>
       </w:pPr>
       <w:r>
-        <w:t>The npm check and build steps print their own lines first; those are not part of the program's output. Run the program once, and at the prompt type no, then press Enter. After it, $LASTEXITCODE (echo $? on Linux or macOS) prints the exit code it ended with: 0. Your screen must show the Basic version's lines plus two: Standard original name, and the prompt with your answer. The host name, CPU, memory, and disk lines show this sample computer's values, WORKSTATION-07 with 8 CPUs; your screen shows your own co</w:t>
-      </w:r>
-      <w:r>
-        <w:t>mputer's values.</w:t>
+        <w:t>The npm check and build steps print their own lines first; those are not part of the program's output. Run the program once, and at the prompt type no, then press Enter. After it, $LASTEXITCODE (echo $? on Linux or macOS) prints the exit code it ended with: 0. Your screen must show the Basic version's lines plus two: Standard original name, and the prompt with your answer. The host name, CPU, memory, and disk lines show this sample computer's values, WORKSTATION-07 with 8 CPUs; your screen shows your own computer's values.</w:t>
       </w:r>
     </w:p>
     <w:p>
@@ -28729,10 +28651,7 @@
     </w:p>
     <w:p>
       <w:r>
-        <w:t>Both versions read the same host facts and check the proposed name. The Basic version writes each step out in main, trusts every lookup, and never changes anything. The Production-Minded version names the proposed name, its limit, and the record file once, puts the family in osFamily, and checks every lookup that can fail before it prints anything, the way Lesson 2.11 taught. It is also the rename utility: it renames only after you type yes in a terminal with administrator rights, records the original first</w:t>
-      </w:r>
-      <w:r>
-        <w:t>, checks the pending name after every change, and restores the original on a later run.</w:t>
+        <w:t>Both versions read the same host facts and check the proposed name. The Basic version writes each step out in main, trusts every lookup, and never changes anything. The Production-Minded version names the proposed name, its limit, and the record file once, puts the family in osFamily, and checks every lookup that can fail before it prints anything, the way Lesson 2.11 taught. It is also the rename utility: it renames only after you type yes in a terminal with administrator rights, records the original first, checks the pending name after every change, and restores the original on a later run.</w:t>
       </w:r>
     </w:p>
     <w:p>
@@ -29577,10 +29496,7 @@
     </w:p>
     <w:p>
       <w:r>
-        <w:t>The System Information Utility reports facts about the machine. This lesson supplies its host section: the host name, the operating-system family from os_family (osFamily, OsFamily), the logical CPU count, the total memory, and the disk summary, each read with the tools in this lesson and printed as not available when the language cannot read it. Beside Lesson 2.13's Working directory line and Lesson 2.14's environment summary, these lines make up most of the report, and the Production-Minded habit of readi</w:t>
-      </w:r>
-      <w:r>
-        <w:t>ng everything before printing keeps the report from ever being half printed. The rename utility's record, check, confirm, change, verify, and restore steps are the pattern Lesson 2.16 follows for a network adapter. Lesson 2.16 adds the network-adapter summary.</w:t>
+        <w:t>The System Information Utility reports facts about the machine. This lesson supplies its host section: the host name, the operating-system family from os_family (osFamily, OsFamily), the logical CPU count, the total memory, and the disk summary, each read with the tools in this lesson and printed as not available when the language cannot read it. Beside Lesson 2.13's Working directory line and Lesson 2.14's environment summary, these lines make up most of the report, and the Production-Minded habit of reading everything before printing keeps the report from ever being half printed. The rename utility's record, check, confirm, change, verify, and restore steps are the pattern Lesson 2.16 follows for a network adapter. Lesson 2.16 adds the network-adapter summary.</w:t>
       </w:r>
     </w:p>
     <w:p>
@@ -30342,10 +30258,7 @@
     </w:p>
     <w:p>
       <w:r>
-        <w:t xml:space="preserve">Every program in this lesson read real facts from the operating system: the host name, the system's family, the logical CPU count, the total memory, and the current disk's size and available space, through each language's own tools, and printed not available where a language's standard library cannot read a fact. The host name is a configurable property, while CPUs, memory, and disks are fixed hardware facts. The Production-Minded programs became a rename utility: they check a proposed name, change nothing </w:t>
-      </w:r>
-      <w:r>
-        <w:t>unless you type yes with administrator rights, record the original before renaming, and restore and verify it from that record on a later run, with a manual recovery path for every failure. Lesson 2.16 turns to network adapters: reading their addresses and changing one adapter's settings with the same careful workflow.</w:t>
+        <w:t>Every program in this lesson read real facts from the operating system: the host name, the system's family, the logical CPU count, the total memory, and the current disk's size and available space, through each language's own tools, and printed not available where a language's standard library cannot read a fact. The host name is a configurable property, while CPUs, memory, and disks are fixed hardware facts. The Production-Minded programs became a rename utility: they check a proposed name, change nothing unless you type yes with administrator rights, record the original before renaming, and restore and verify it from that record on a later run, with a manual recovery path for every failure. Lesson 2.16 turns to network adapters: reading their addresses and changing one adapter's settings with the same careful workflow.</w:t>
       </w:r>
     </w:p>
     <w:sectPr>
